--- a/docs/LDA_技术白皮书_v0.9.169_2026-10-01.docx
+++ b/docs/LDA_技术白皮书_v0.9.169_2026-10-01.docx
@@ -1001,7 +1001,7 @@
                 <w:sz w:val="18"/>
                 <w:rFonts w:eastAsia="微软雅黑"/>
               </w:rPr>
-              <w:t>259 条全绿</w:t>
+              <w:t>260 条全绿</w:t>
             </w:r>
             <w:r>
               <w:rPr>
@@ -1692,7 +1692,7 @@
                 <w:sz w:val="18"/>
                 <w:rFonts w:eastAsia="微软雅黑"/>
               </w:rPr>
-              <w:t>259 条全绿</w:t>
+              <w:t>260 条全绿</w:t>
             </w:r>
             <w:r>
               <w:rPr>
@@ -6808,7 +6808,7 @@
           <w:sz w:val="21"/>
           <w:rFonts w:eastAsia="宋体"/>
         </w:rPr>
-        <w:t>• LDA 内部运行账本（v0.9.169 源码实测）：476 锚（B1–B458）/ 455 严格 / 3 降级 / 18 自证桩 / 独立率 95.59% / CI core 259 / ecore 24 模块 E1–E19 / 量子双栈 / 主权 GDS 9 例</w:t>
+        <w:t>• LDA 内部运行账本（v0.9.169 源码实测）：476 锚（B1–B458）/ 455 严格 / 3 降级 / 18 自证桩 / 独立率 95.59% / CI core 260 / ecore 24 模块 E1–E19 / 量子双栈 / 主权 GDS 9 例</w:t>
       </w:r>
     </w:p>
     <w:p>
